--- a/tillsyn/A 60449-2022 tillsynsbegäran.docx
+++ b/tillsyn/A 60449-2022 tillsynsbegäran.docx
@@ -247,7 +247,7 @@
     <w:r>
       <w:tab/>
       <w:tab/>
-      <w:t>2026-07-13</w:t>
+      <w:t>2026-07-14</w:t>
       <w:br/>
       <w:br/>
     </w:r>

--- a/tillsyn/A 60449-2022 tillsynsbegäran.docx
+++ b/tillsyn/A 60449-2022 tillsynsbegäran.docx
@@ -247,7 +247,7 @@
     <w:r>
       <w:tab/>
       <w:tab/>
-      <w:t>2026-07-14</w:t>
+      <w:t>2026-07-15</w:t>
       <w:br/>
       <w:br/>
     </w:r>

--- a/tillsyn/A 60449-2022 tillsynsbegäran.docx
+++ b/tillsyn/A 60449-2022 tillsynsbegäran.docx
@@ -247,7 +247,7 @@
     <w:r>
       <w:tab/>
       <w:tab/>
-      <w:t>2026-07-15</w:t>
+      <w:t>2026-07-16</w:t>
       <w:br/>
       <w:br/>
     </w:r>

--- a/tillsyn/A 60449-2022 tillsynsbegäran.docx
+++ b/tillsyn/A 60449-2022 tillsynsbegäran.docx
@@ -247,7 +247,7 @@
     <w:r>
       <w:tab/>
       <w:tab/>
-      <w:t>2026-07-16</w:t>
+      <w:t>2026-07-17</w:t>
       <w:br/>
       <w:br/>
     </w:r>

--- a/tillsyn/A 60449-2022 tillsynsbegäran.docx
+++ b/tillsyn/A 60449-2022 tillsynsbegäran.docx
@@ -247,7 +247,7 @@
     <w:r>
       <w:tab/>
       <w:tab/>
-      <w:t>2026-07-17</w:t>
+      <w:t>2026-07-18</w:t>
       <w:br/>
       <w:br/>
     </w:r>

--- a/tillsyn/A 60449-2022 tillsynsbegäran.docx
+++ b/tillsyn/A 60449-2022 tillsynsbegäran.docx
@@ -247,7 +247,7 @@
     <w:r>
       <w:tab/>
       <w:tab/>
-      <w:t>2026-07-18</w:t>
+      <w:t>2026-07-19</w:t>
       <w:br/>
       <w:br/>
     </w:r>

--- a/tillsyn/A 60449-2022 tillsynsbegäran.docx
+++ b/tillsyn/A 60449-2022 tillsynsbegäran.docx
@@ -247,7 +247,7 @@
     <w:r>
       <w:tab/>
       <w:tab/>
-      <w:t>2026-07-19</w:t>
+      <w:t>2026-07-20</w:t>
       <w:br/>
       <w:br/>
     </w:r>

--- a/tillsyn/A 60449-2022 tillsynsbegäran.docx
+++ b/tillsyn/A 60449-2022 tillsynsbegäran.docx
@@ -247,7 +247,7 @@
     <w:r>
       <w:tab/>
       <w:tab/>
-      <w:t>2026-07-20</w:t>
+      <w:t>2026-07-21</w:t>
       <w:br/>
       <w:br/>
     </w:r>

--- a/tillsyn/A 60449-2022 tillsynsbegäran.docx
+++ b/tillsyn/A 60449-2022 tillsynsbegäran.docx
@@ -247,7 +247,7 @@
     <w:r>
       <w:tab/>
       <w:tab/>
-      <w:t>2026-07-21</w:t>
+      <w:t>2026-07-22</w:t>
       <w:br/>
       <w:br/>
     </w:r>

--- a/tillsyn/A 60449-2022 tillsynsbegäran.docx
+++ b/tillsyn/A 60449-2022 tillsynsbegäran.docx
@@ -247,7 +247,7 @@
     <w:r>
       <w:tab/>
       <w:tab/>
-      <w:t>2026-07-22</w:t>
+      <w:t>2026-07-23</w:t>
       <w:br/>
       <w:br/>
     </w:r>

--- a/tillsyn/A 60449-2022 tillsynsbegäran.docx
+++ b/tillsyn/A 60449-2022 tillsynsbegäran.docx
@@ -247,7 +247,7 @@
     <w:r>
       <w:tab/>
       <w:tab/>
-      <w:t>2026-07-23</w:t>
+      <w:t>2026-07-24</w:t>
       <w:br/>
       <w:br/>
     </w:r>

--- a/tillsyn/A 60449-2022 tillsynsbegäran.docx
+++ b/tillsyn/A 60449-2022 tillsynsbegäran.docx
@@ -60,7 +60,7 @@
         <w:spacing w:after="240"/>
       </w:pPr>
       <w:r>
-        <w:t>Figur 1. Fyndplatser för naturvårdsarter inom 20 meter från avverkningsanmälan. Markörer utan svart kant är placerade på fyndplatsen. Markörer med svart kant är placerade vid sidan av fyndplatsen har ett svart streck som visar fyndplatsens exakta position. Kartans mittpunktskoordinat är N 6830390, E 534730 i SWEREF 99 TM.</w:t>
+        <w:t>Figur 1. Fyndplatser för naturvårdsarter inom 20 meter från avverkningsanmälan. Markörer utan svart kant är placerade på fyndplatsen. Markörer med svart kant är placerade vid sidan av fyndplatsen och har ett svart streck som visar fyndplatsens exakta position. Kartans mittpunktskoordinat är N 6830390, E 534730 i SWEREF 99 TM.</w:t>
       </w:r>
     </w:p>
     <w:p>
@@ -247,7 +247,7 @@
     <w:r>
       <w:tab/>
       <w:tab/>
-      <w:t>2026-08-14</w:t>
+      <w:t>2026-08-15</w:t>
       <w:br/>
       <w:br/>
     </w:r>

--- a/tillsyn/A 60449-2022 tillsynsbegäran.docx
+++ b/tillsyn/A 60449-2022 tillsynsbegäran.docx
@@ -247,7 +247,7 @@
     <w:r>
       <w:tab/>
       <w:tab/>
-      <w:t>2026-08-15</w:t>
+      <w:t>2026-08-16</w:t>
       <w:br/>
       <w:br/>
     </w:r>

--- a/tillsyn/A 60449-2022 tillsynsbegäran.docx
+++ b/tillsyn/A 60449-2022 tillsynsbegäran.docx
@@ -247,7 +247,7 @@
     <w:r>
       <w:tab/>
       <w:tab/>
-      <w:t>2026-08-16</w:t>
+      <w:t>2026-08-17</w:t>
       <w:br/>
       <w:br/>
     </w:r>

--- a/tillsyn/A 60449-2022 tillsynsbegäran.docx
+++ b/tillsyn/A 60449-2022 tillsynsbegäran.docx
@@ -247,7 +247,7 @@
     <w:r>
       <w:tab/>
       <w:tab/>
-      <w:t>2026-08-17</w:t>
+      <w:t>2026-08-18</w:t>
       <w:br/>
       <w:br/>
     </w:r>

--- a/tillsyn/A 60449-2022 tillsynsbegäran.docx
+++ b/tillsyn/A 60449-2022 tillsynsbegäran.docx
@@ -247,7 +247,7 @@
     <w:r>
       <w:tab/>
       <w:tab/>
-      <w:t>2026-08-18</w:t>
+      <w:t>2026-08-19</w:t>
       <w:br/>
       <w:br/>
     </w:r>

--- a/tillsyn/A 60449-2022 tillsynsbegäran.docx
+++ b/tillsyn/A 60449-2022 tillsynsbegäran.docx
@@ -247,7 +247,7 @@
     <w:r>
       <w:tab/>
       <w:tab/>
-      <w:t>2026-08-19</w:t>
+      <w:t>2026-08-20</w:t>
       <w:br/>
       <w:br/>
     </w:r>

--- a/tillsyn/A 60449-2022 tillsynsbegäran.docx
+++ b/tillsyn/A 60449-2022 tillsynsbegäran.docx
@@ -247,7 +247,7 @@
     <w:r>
       <w:tab/>
       <w:tab/>
-      <w:t>2026-08-20</w:t>
+      <w:t>2026-08-21</w:t>
       <w:br/>
       <w:br/>
     </w:r>

--- a/tillsyn/A 60449-2022 tillsynsbegäran.docx
+++ b/tillsyn/A 60449-2022 tillsynsbegäran.docx
@@ -247,7 +247,7 @@
     <w:r>
       <w:tab/>
       <w:tab/>
-      <w:t>2026-08-21</w:t>
+      <w:t>2026-08-22</w:t>
       <w:br/>
       <w:br/>
     </w:r>

--- a/tillsyn/A 60449-2022 tillsynsbegäran.docx
+++ b/tillsyn/A 60449-2022 tillsynsbegäran.docx
@@ -247,7 +247,7 @@
     <w:r>
       <w:tab/>
       <w:tab/>
-      <w:t>2026-08-22</w:t>
+      <w:t>2026-08-23</w:t>
       <w:br/>
       <w:br/>
     </w:r>

--- a/tillsyn/A 60449-2022 tillsynsbegäran.docx
+++ b/tillsyn/A 60449-2022 tillsynsbegäran.docx
@@ -247,7 +247,7 @@
     <w:r>
       <w:tab/>
       <w:tab/>
-      <w:t>2026-08-23</w:t>
+      <w:t>2026-08-24</w:t>
       <w:br/>
       <w:br/>
     </w:r>

--- a/tillsyn/A 60449-2022 tillsynsbegäran.docx
+++ b/tillsyn/A 60449-2022 tillsynsbegäran.docx
@@ -247,7 +247,7 @@
     <w:r>
       <w:tab/>
       <w:tab/>
-      <w:t>2026-08-24</w:t>
+      <w:t>2026-08-25</w:t>
       <w:br/>
       <w:br/>
     </w:r>

--- a/tillsyn/A 60449-2022 tillsynsbegäran.docx
+++ b/tillsyn/A 60449-2022 tillsynsbegäran.docx
@@ -22,7 +22,7 @@
       <w:r>
         <w:drawing>
           <wp:inline xmlns:a="http://schemas.openxmlformats.org/drawingml/2006/main" xmlns:pic="http://schemas.openxmlformats.org/drawingml/2006/picture">
-            <wp:extent cx="5486400" cy="5026372"/>
+            <wp:extent cx="5486400" cy="5143264"/>
             <wp:docPr id="1" name="Picture 1"/>
             <wp:cNvGraphicFramePr>
               <a:graphicFrameLocks noChangeAspect="1"/>
@@ -43,7 +43,7 @@
                   <pic:spPr>
                     <a:xfrm>
                       <a:off x="0" y="0"/>
-                      <a:ext cx="5486400" cy="5026372"/>
+                      <a:ext cx="5486400" cy="5143264"/>
                     </a:xfrm>
                     <a:prstGeom prst="rect"/>
                   </pic:spPr>
@@ -65,7 +65,7 @@
     </w:p>
     <w:p>
       <w:r>
-        <w:t>Inom 20 meter från avverkningsanmälan finns fynd av 3 naturvårdsarter, varav 1 är rödlistad, 2 är fridlysta och 1 är typisk (T): dropptaggsvamp (NT, T), fläcknycklar (§8) och nattviol (§8). Se Figur 1.</w:t>
+        <w:t>Inom 20 meter från avverkningsanmälan finns fynd av 4 naturvårdsarter, varav 2 är rödlistade, 2 är fridlysta och 2 är typiska (T): dropptaggsvamp (NT, T), rosenticka (NT, T), fläcknycklar (§8) och nattviol (§8). Se Figur 1.</w:t>
       </w:r>
     </w:p>
     <w:p>
@@ -119,6 +119,35 @@
         <w:t>(SLU Artdatabanken, 2026).</w:t>
       </w:r>
     </w:p>
+    <w:p>
+      <w:r>
+        <w:rPr>
+          <w:b/>
+        </w:rPr>
+        <w:t>Rosenticka (NT)</w:t>
+      </w:r>
+      <w:r>
+        <w:t xml:space="preserve">, rödlistad som nära hotad, ingår i en karaktäristisk association av vedsvampar som växer på gamla, grova granlågor i urskogsartade barrskogar. Den är placerad i toppen av Skogsstyrelsens värdepyramid för bedömning av skog med höga naturvärden och indikerar ett granskogsekosystem med långvarig kontinuitet av grova lågor. Artens beroende av grova granlågor innebär att alla skogsskötselåtgärder på eller i omedelbar närhet av lokalerna utgör ett hot på lång sikt. Det är angeläget att populationerna inte ytterligare glesas ut och ett tillräckligt antal områden där arten nu finns måste sparas för framtiden. Rosenticka är typisk art för </w:t>
+      </w:r>
+      <w:r>
+        <w:rPr>
+          <w:i/>
+        </w:rPr>
+        <w:t xml:space="preserve">9010 Taiga </w:t>
+      </w:r>
+      <w:r>
+        <w:t xml:space="preserve">och </w:t>
+      </w:r>
+      <w:r>
+        <w:rPr>
+          <w:i/>
+        </w:rPr>
+        <w:t>9050 Näringsrik granskog</w:t>
+      </w:r>
+      <w:r>
+        <w:t xml:space="preserve"> (Nitare &amp; Skogsstyrelsen, 2019; SLU Artdatabanken, 2024).</w:t>
+      </w:r>
+    </w:p>
     <w:sectPr>
       <w:headerReference w:type="even" r:id="rId8"/>
       <w:headerReference w:type="default" r:id="rId9"/>
@@ -247,7 +276,7 @@
     <w:r>
       <w:tab/>
       <w:tab/>
-      <w:t>2026-08-25</w:t>
+      <w:t>2026-08-26</w:t>
       <w:br/>
       <w:br/>
     </w:r>

--- a/tillsyn/A 60449-2022 tillsynsbegäran.docx
+++ b/tillsyn/A 60449-2022 tillsynsbegäran.docx
@@ -276,7 +276,7 @@
     <w:r>
       <w:tab/>
       <w:tab/>
-      <w:t>2026-08-26</w:t>
+      <w:t>2026-08-27</w:t>
       <w:br/>
       <w:br/>
     </w:r>

--- a/tillsyn/A 60449-2022 tillsynsbegäran.docx
+++ b/tillsyn/A 60449-2022 tillsynsbegäran.docx
@@ -276,7 +276,7 @@
     <w:r>
       <w:tab/>
       <w:tab/>
-      <w:t>2026-08-27</w:t>
+      <w:t>2026-08-28</w:t>
       <w:br/>
       <w:br/>
     </w:r>

--- a/tillsyn/A 60449-2022 tillsynsbegäran.docx
+++ b/tillsyn/A 60449-2022 tillsynsbegäran.docx
@@ -276,7 +276,7 @@
     <w:r>
       <w:tab/>
       <w:tab/>
-      <w:t>2026-08-28</w:t>
+      <w:t>2026-08-29</w:t>
       <w:br/>
       <w:br/>
     </w:r>

--- a/tillsyn/A 60449-2022 tillsynsbegäran.docx
+++ b/tillsyn/A 60449-2022 tillsynsbegäran.docx
@@ -276,7 +276,7 @@
     <w:r>
       <w:tab/>
       <w:tab/>
-      <w:t>2026-08-29</w:t>
+      <w:t>2026-08-31</w:t>
       <w:br/>
       <w:br/>
     </w:r>

--- a/tillsyn/A 60449-2022 tillsynsbegäran.docx
+++ b/tillsyn/A 60449-2022 tillsynsbegäran.docx
@@ -276,7 +276,7 @@
     <w:r>
       <w:tab/>
       <w:tab/>
-      <w:t>2026-08-31</w:t>
+      <w:t>2026-09-01</w:t>
       <w:br/>
       <w:br/>
     </w:r>

--- a/tillsyn/A 60449-2022 tillsynsbegäran.docx
+++ b/tillsyn/A 60449-2022 tillsynsbegäran.docx
@@ -276,7 +276,7 @@
     <w:r>
       <w:tab/>
       <w:tab/>
-      <w:t>2026-09-01</w:t>
+      <w:t>2026-09-02</w:t>
       <w:br/>
       <w:br/>
     </w:r>

--- a/tillsyn/A 60449-2022 tillsynsbegäran.docx
+++ b/tillsyn/A 60449-2022 tillsynsbegäran.docx
@@ -276,7 +276,7 @@
     <w:r>
       <w:tab/>
       <w:tab/>
-      <w:t>2026-09-02</w:t>
+      <w:t>2026-09-03</w:t>
       <w:br/>
       <w:br/>
     </w:r>

--- a/tillsyn/A 60449-2022 tillsynsbegäran.docx
+++ b/tillsyn/A 60449-2022 tillsynsbegäran.docx
@@ -276,7 +276,7 @@
     <w:r>
       <w:tab/>
       <w:tab/>
-      <w:t>2026-09-03</w:t>
+      <w:t>2026-09-04</w:t>
       <w:br/>
       <w:br/>
     </w:r>

--- a/tillsyn/A 60449-2022 tillsynsbegäran.docx
+++ b/tillsyn/A 60449-2022 tillsynsbegäran.docx
@@ -276,7 +276,7 @@
     <w:r>
       <w:tab/>
       <w:tab/>
-      <w:t>2026-09-04</w:t>
+      <w:t>2026-09-05</w:t>
       <w:br/>
       <w:br/>
     </w:r>
